--- a/bài 3.docx
+++ b/bài 3.docx
@@ -14,6 +14,8 @@
           <w:lang w:eastAsia="zh-CN"/>
         </w:rPr>
       </w:pPr>
+      <w:bookmarkStart w:id="0" w:name="_GoBack"/>
+      <w:bookmarkEnd w:id="0"/>
       <w:r>
         <w:rPr>
           <w:rFonts w:ascii="Times New Roman" w:eastAsia="DengXian" w:hAnsi="Times New Roman" w:cs="Times New Roman"/>
@@ -372,24 +374,42 @@
       <w:r>
         <w:rPr>
           <w:rStyle w:val="Strong"/>
+          <w:b w:val="0"/>
         </w:rPr>
         <w:t>tóm tắt tài liệu</w:t>
       </w:r>
       <w:r>
+        <w:rPr>
+          <w:b/>
+        </w:rPr>
         <w:t xml:space="preserve">, </w:t>
       </w:r>
       <w:r>
         <w:rPr>
           <w:rStyle w:val="Strong"/>
+          <w:b w:val="0"/>
         </w:rPr>
         <w:t>giải thích khái niệm phức tạp</w:t>
       </w:r>
       <w:r>
-        <w:t xml:space="preserve"> và </w:t>
-      </w:r>
-      <w:r>
-        <w:rPr>
-          <w:rStyle w:val="Strong"/>
+        <w:rPr>
+          <w:b/>
+        </w:rPr>
+        <w:t xml:space="preserve"> </w:t>
+      </w:r>
+      <w:r>
+        <w:t>và</w:t>
+      </w:r>
+      <w:r>
+        <w:rPr>
+          <w:b/>
+        </w:rPr>
+        <w:t xml:space="preserve"> </w:t>
+      </w:r>
+      <w:r>
+        <w:rPr>
+          <w:rStyle w:val="Strong"/>
+          <w:b w:val="0"/>
         </w:rPr>
         <w:t>tạo câu hỏi ôn tập</w:t>
       </w:r>
@@ -399,24 +419,42 @@
       <w:r>
         <w:rPr>
           <w:rStyle w:val="Strong"/>
+          <w:b w:val="0"/>
         </w:rPr>
         <w:t>cơ bản</w:t>
       </w:r>
       <w:r>
+        <w:rPr>
+          <w:b/>
+        </w:rPr>
         <w:t xml:space="preserve">, </w:t>
       </w:r>
       <w:r>
         <w:rPr>
           <w:rStyle w:val="Strong"/>
+          <w:b w:val="0"/>
         </w:rPr>
         <w:t>cải tiến</w:t>
       </w:r>
       <w:r>
-        <w:t xml:space="preserve"> và </w:t>
-      </w:r>
-      <w:r>
-        <w:rPr>
-          <w:rStyle w:val="Strong"/>
+        <w:rPr>
+          <w:b/>
+        </w:rPr>
+        <w:t xml:space="preserve"> </w:t>
+      </w:r>
+      <w:r>
+        <w:t>và</w:t>
+      </w:r>
+      <w:r>
+        <w:rPr>
+          <w:b/>
+        </w:rPr>
+        <w:t xml:space="preserve"> </w:t>
+      </w:r>
+      <w:r>
+        <w:rPr>
+          <w:rStyle w:val="Strong"/>
+          <w:b w:val="0"/>
         </w:rPr>
         <w:t>nâng cao</w:t>
       </w:r>
@@ -424,13 +462,7 @@
         <w:t>, sau đó thử nghiệm bằng ChatGPT để so sánh kết quả. Từ đó, em rút ra những điểm khác nhau giữa các kiểu prompt và tổng hợp một số nguyên tắc giúp viết prompt hiệu quả hơn trong học tập.</w:t>
       </w:r>
     </w:p>
-    <w:p>
-      <w:r>
-        <w:pict>
-          <v:rect id="_x0000_i1070" style="width:0;height:1.5pt" o:hralign="center" o:hrstd="t" o:hr="t" fillcolor="#a0a0a0" stroked="f"/>
-        </w:pict>
-      </w:r>
-    </w:p>
+    <w:p/>
     <w:p>
       <w:pPr>
         <w:pStyle w:val="Heading2"/>
@@ -492,8 +524,67 @@
       </w:pPr>
       <w:r>
         <w:rPr>
-          <w:rStyle w:val="Strong"/>
-        </w:rPr>
+          <w:noProof/>
+        </w:rPr>
+        <w:drawing>
+          <wp:inline distT="0" distB="0" distL="0" distR="0" wp14:anchorId="0C5E6C1A" wp14:editId="1D65E27C">
+            <wp:extent cx="6136640" cy="3451860"/>
+            <wp:effectExtent l="0" t="0" r="0" b="0"/>
+            <wp:docPr id="1" name="Picture 1" descr="C:\Users\Admin\OneDrive\Pictures\Ảnh chụp màn hình\Ảnh chụp màn hình (174).png"/>
+            <wp:cNvGraphicFramePr>
+              <a:graphicFrameLocks xmlns:a="http://schemas.openxmlformats.org/drawingml/2006/main" noChangeAspect="1"/>
+            </wp:cNvGraphicFramePr>
+            <a:graphic xmlns:a="http://schemas.openxmlformats.org/drawingml/2006/main">
+              <a:graphicData uri="http://schemas.openxmlformats.org/drawingml/2006/picture">
+                <pic:pic xmlns:pic="http://schemas.openxmlformats.org/drawingml/2006/picture">
+                  <pic:nvPicPr>
+                    <pic:cNvPr id="0" name="Picture 60" descr="C:\Users\Admin\OneDrive\Pictures\Ảnh chụp màn hình\Ảnh chụp màn hình (174).png"/>
+                    <pic:cNvPicPr>
+                      <a:picLocks noChangeAspect="1" noChangeArrowheads="1"/>
+                    </pic:cNvPicPr>
+                  </pic:nvPicPr>
+                  <pic:blipFill>
+                    <a:blip r:embed="rId6" cstate="print">
+                      <a:extLst>
+                        <a:ext uri="{28A0092B-C50C-407E-A947-70E740481C1C}">
+                          <a14:useLocalDpi xmlns:a14="http://schemas.microsoft.com/office/drawing/2010/main" val="0"/>
+                        </a:ext>
+                      </a:extLst>
+                    </a:blip>
+                    <a:srcRect/>
+                    <a:stretch>
+                      <a:fillRect/>
+                    </a:stretch>
+                  </pic:blipFill>
+                  <pic:spPr bwMode="auto">
+                    <a:xfrm>
+                      <a:off x="0" y="0"/>
+                      <a:ext cx="6138574" cy="3452948"/>
+                    </a:xfrm>
+                    <a:prstGeom prst="rect">
+                      <a:avLst/>
+                    </a:prstGeom>
+                    <a:noFill/>
+                    <a:ln>
+                      <a:noFill/>
+                    </a:ln>
+                  </pic:spPr>
+                </pic:pic>
+              </a:graphicData>
+            </a:graphic>
+          </wp:inline>
+        </w:drawing>
+      </w:r>
+    </w:p>
+    <w:p>
+      <w:pPr>
+        <w:pStyle w:val="NormalWeb"/>
+      </w:pPr>
+      <w:r>
+        <w:rPr>
+          <w:rStyle w:val="Strong"/>
+        </w:rPr>
+        <w:lastRenderedPageBreak/>
         <w:t>Prompt cải tiến:</w:t>
       </w:r>
       <w:r>
@@ -507,6 +598,64 @@
       </w:pPr>
       <w:r>
         <w:rPr>
+          <w:noProof/>
+        </w:rPr>
+        <w:drawing>
+          <wp:inline distT="0" distB="0" distL="0" distR="0" wp14:anchorId="5AFB78E9" wp14:editId="7C5A5D28">
+            <wp:extent cx="6014723" cy="3383280"/>
+            <wp:effectExtent l="0" t="0" r="5080" b="7620"/>
+            <wp:docPr id="3" name="Picture 3" descr="C:\Users\Admin\OneDrive\Pictures\Ảnh chụp màn hình\Ảnh chụp màn hình (175).png"/>
+            <wp:cNvGraphicFramePr>
+              <a:graphicFrameLocks xmlns:a="http://schemas.openxmlformats.org/drawingml/2006/main" noChangeAspect="1"/>
+            </wp:cNvGraphicFramePr>
+            <a:graphic xmlns:a="http://schemas.openxmlformats.org/drawingml/2006/main">
+              <a:graphicData uri="http://schemas.openxmlformats.org/drawingml/2006/picture">
+                <pic:pic xmlns:pic="http://schemas.openxmlformats.org/drawingml/2006/picture">
+                  <pic:nvPicPr>
+                    <pic:cNvPr id="0" name="Picture 61" descr="C:\Users\Admin\OneDrive\Pictures\Ảnh chụp màn hình\Ảnh chụp màn hình (175).png"/>
+                    <pic:cNvPicPr>
+                      <a:picLocks noChangeAspect="1" noChangeArrowheads="1"/>
+                    </pic:cNvPicPr>
+                  </pic:nvPicPr>
+                  <pic:blipFill>
+                    <a:blip r:embed="rId7" cstate="print">
+                      <a:extLst>
+                        <a:ext uri="{28A0092B-C50C-407E-A947-70E740481C1C}">
+                          <a14:useLocalDpi xmlns:a14="http://schemas.microsoft.com/office/drawing/2010/main" val="0"/>
+                        </a:ext>
+                      </a:extLst>
+                    </a:blip>
+                    <a:srcRect/>
+                    <a:stretch>
+                      <a:fillRect/>
+                    </a:stretch>
+                  </pic:blipFill>
+                  <pic:spPr bwMode="auto">
+                    <a:xfrm>
+                      <a:off x="0" y="0"/>
+                      <a:ext cx="6148557" cy="3458562"/>
+                    </a:xfrm>
+                    <a:prstGeom prst="rect">
+                      <a:avLst/>
+                    </a:prstGeom>
+                    <a:noFill/>
+                    <a:ln>
+                      <a:noFill/>
+                    </a:ln>
+                  </pic:spPr>
+                </pic:pic>
+              </a:graphicData>
+            </a:graphic>
+          </wp:inline>
+        </w:drawing>
+      </w:r>
+    </w:p>
+    <w:p>
+      <w:pPr>
+        <w:pStyle w:val="NormalWeb"/>
+      </w:pPr>
+      <w:r>
+        <w:rPr>
           <w:rStyle w:val="Strong"/>
         </w:rPr>
         <w:t>Prompt nâng cao:</w:t>
@@ -522,8 +671,83 @@
       </w:pPr>
       <w:r>
         <w:rPr>
-          <w:rStyle w:val="Strong"/>
-        </w:rPr>
+          <w:noProof/>
+          <w:snapToGrid w:val="0"/>
+          <w:color w:val="000000"/>
+          <w:w w:val="0"/>
+          <w:sz w:val="0"/>
+          <w:szCs w:val="0"/>
+          <w:u w:color="000000"/>
+          <w:bdr w:val="none" w:sz="0" w:space="0" w:color="000000"/>
+          <w:shd w:val="clear" w:color="000000" w:fill="000000"/>
+        </w:rPr>
+        <w:drawing>
+          <wp:inline distT="0" distB="0" distL="0" distR="0" wp14:anchorId="04179BB9" wp14:editId="18BDB04C">
+            <wp:extent cx="6109548" cy="3436620"/>
+            <wp:effectExtent l="0" t="0" r="5715" b="0"/>
+            <wp:docPr id="4" name="Picture 4" descr="C:\Users\Admin\OneDrive\Pictures\Ảnh chụp màn hình\Ảnh chụp màn hình (176).png"/>
+            <wp:cNvGraphicFramePr>
+              <a:graphicFrameLocks xmlns:a="http://schemas.openxmlformats.org/drawingml/2006/main" noChangeAspect="1"/>
+            </wp:cNvGraphicFramePr>
+            <a:graphic xmlns:a="http://schemas.openxmlformats.org/drawingml/2006/main">
+              <a:graphicData uri="http://schemas.openxmlformats.org/drawingml/2006/picture">
+                <pic:pic xmlns:pic="http://schemas.openxmlformats.org/drawingml/2006/picture">
+                  <pic:nvPicPr>
+                    <pic:cNvPr id="0" name="Picture 62" descr="C:\Users\Admin\OneDrive\Pictures\Ảnh chụp màn hình\Ảnh chụp màn hình (176).png"/>
+                    <pic:cNvPicPr>
+                      <a:picLocks noChangeAspect="1" noChangeArrowheads="1"/>
+                    </pic:cNvPicPr>
+                  </pic:nvPicPr>
+                  <pic:blipFill>
+                    <a:blip r:embed="rId8" cstate="print">
+                      <a:extLst>
+                        <a:ext uri="{28A0092B-C50C-407E-A947-70E740481C1C}">
+                          <a14:useLocalDpi xmlns:a14="http://schemas.microsoft.com/office/drawing/2010/main" val="0"/>
+                        </a:ext>
+                      </a:extLst>
+                    </a:blip>
+                    <a:srcRect/>
+                    <a:stretch>
+                      <a:fillRect/>
+                    </a:stretch>
+                  </pic:blipFill>
+                  <pic:spPr bwMode="auto">
+                    <a:xfrm>
+                      <a:off x="0" y="0"/>
+                      <a:ext cx="6193915" cy="3484076"/>
+                    </a:xfrm>
+                    <a:prstGeom prst="rect">
+                      <a:avLst/>
+                    </a:prstGeom>
+                    <a:noFill/>
+                    <a:ln>
+                      <a:noFill/>
+                    </a:ln>
+                  </pic:spPr>
+                </pic:pic>
+              </a:graphicData>
+            </a:graphic>
+          </wp:inline>
+        </w:drawing>
+      </w:r>
+    </w:p>
+    <w:p>
+      <w:pPr>
+        <w:pStyle w:val="NormalWeb"/>
+        <w:rPr>
+          <w:rStyle w:val="Strong"/>
+        </w:rPr>
+      </w:pPr>
+    </w:p>
+    <w:p>
+      <w:pPr>
+        <w:pStyle w:val="NormalWeb"/>
+      </w:pPr>
+      <w:r>
+        <w:rPr>
+          <w:rStyle w:val="Strong"/>
+        </w:rPr>
+        <w:lastRenderedPageBreak/>
         <w:t>Kết quả đầu ra mẫu:</w:t>
       </w:r>
     </w:p>
@@ -596,14 +820,7 @@
         <w:t>Ở tác vụ này, prompt nâng cao hiệu quả hơn rõ rệt vì không chỉ yêu cầu “tóm tắt” mà còn hướng dẫn AI phải trình bày theo đúng nhu cầu học tập. Điều đó cho thấy khi người dùng nói rõ mình cần gì thì AI sẽ trả lời đúng mục tiêu hơn.</w:t>
       </w:r>
     </w:p>
-    <w:p>
-      <w:r>
-        <w:lastRenderedPageBreak/>
-        <w:pict>
-          <v:rect id="_x0000_i1071" style="width:0;height:1.5pt" o:hralign="center" o:hrstd="t" o:hr="t" fillcolor="#a0a0a0" stroked="f"/>
-        </w:pict>
-      </w:r>
-    </w:p>
+    <w:p/>
     <w:p>
       <w:pPr>
         <w:pStyle w:val="Heading3"/>
@@ -661,8 +878,83 @@
       </w:pPr>
       <w:r>
         <w:rPr>
-          <w:rStyle w:val="Strong"/>
-        </w:rPr>
+          <w:noProof/>
+        </w:rPr>
+        <w:drawing>
+          <wp:inline distT="0" distB="0" distL="0" distR="0" wp14:anchorId="7C6FFF32" wp14:editId="6F9E117B">
+            <wp:extent cx="6187440" cy="3480435"/>
+            <wp:effectExtent l="0" t="0" r="3810" b="5715"/>
+            <wp:docPr id="14" name="Picture 14" descr="C:\Users\Admin\OneDrive\Pictures\Ảnh chụp màn hình\Ảnh chụp màn hình (177).png"/>
+            <wp:cNvGraphicFramePr>
+              <a:graphicFrameLocks xmlns:a="http://schemas.openxmlformats.org/drawingml/2006/main" noChangeAspect="1"/>
+            </wp:cNvGraphicFramePr>
+            <a:graphic xmlns:a="http://schemas.openxmlformats.org/drawingml/2006/main">
+              <a:graphicData uri="http://schemas.openxmlformats.org/drawingml/2006/picture">
+                <pic:pic xmlns:pic="http://schemas.openxmlformats.org/drawingml/2006/picture">
+                  <pic:nvPicPr>
+                    <pic:cNvPr id="0" name="Picture 63" descr="C:\Users\Admin\OneDrive\Pictures\Ảnh chụp màn hình\Ảnh chụp màn hình (177).png"/>
+                    <pic:cNvPicPr>
+                      <a:picLocks noChangeAspect="1" noChangeArrowheads="1"/>
+                    </pic:cNvPicPr>
+                  </pic:nvPicPr>
+                  <pic:blipFill>
+                    <a:blip r:embed="rId9" cstate="print">
+                      <a:extLst>
+                        <a:ext uri="{28A0092B-C50C-407E-A947-70E740481C1C}">
+                          <a14:useLocalDpi xmlns:a14="http://schemas.microsoft.com/office/drawing/2010/main" val="0"/>
+                        </a:ext>
+                      </a:extLst>
+                    </a:blip>
+                    <a:srcRect/>
+                    <a:stretch>
+                      <a:fillRect/>
+                    </a:stretch>
+                  </pic:blipFill>
+                  <pic:spPr bwMode="auto">
+                    <a:xfrm>
+                      <a:off x="0" y="0"/>
+                      <a:ext cx="6231687" cy="3505324"/>
+                    </a:xfrm>
+                    <a:prstGeom prst="rect">
+                      <a:avLst/>
+                    </a:prstGeom>
+                    <a:noFill/>
+                    <a:ln>
+                      <a:noFill/>
+                    </a:ln>
+                  </pic:spPr>
+                </pic:pic>
+              </a:graphicData>
+            </a:graphic>
+          </wp:inline>
+        </w:drawing>
+      </w:r>
+    </w:p>
+    <w:p>
+      <w:pPr>
+        <w:pStyle w:val="NormalWeb"/>
+        <w:rPr>
+          <w:rStyle w:val="Strong"/>
+        </w:rPr>
+      </w:pPr>
+    </w:p>
+    <w:p>
+      <w:pPr>
+        <w:pStyle w:val="NormalWeb"/>
+        <w:rPr>
+          <w:rStyle w:val="Strong"/>
+        </w:rPr>
+      </w:pPr>
+    </w:p>
+    <w:p>
+      <w:pPr>
+        <w:pStyle w:val="NormalWeb"/>
+      </w:pPr>
+      <w:r>
+        <w:rPr>
+          <w:rStyle w:val="Strong"/>
+        </w:rPr>
+        <w:lastRenderedPageBreak/>
         <w:t>Prompt cải tiến:</w:t>
       </w:r>
       <w:r>
@@ -676,6 +968,64 @@
       </w:pPr>
       <w:r>
         <w:rPr>
+          <w:noProof/>
+        </w:rPr>
+        <w:drawing>
+          <wp:inline distT="0" distB="0" distL="0" distR="0" wp14:anchorId="29E63136" wp14:editId="7EFABE4E">
+            <wp:extent cx="6149340" cy="3459003"/>
+            <wp:effectExtent l="0" t="0" r="3810" b="8255"/>
+            <wp:docPr id="15" name="Picture 15" descr="C:\Users\Admin\OneDrive\Pictures\Ảnh chụp màn hình\Ảnh chụp màn hình (178).png"/>
+            <wp:cNvGraphicFramePr>
+              <a:graphicFrameLocks xmlns:a="http://schemas.openxmlformats.org/drawingml/2006/main" noChangeAspect="1"/>
+            </wp:cNvGraphicFramePr>
+            <a:graphic xmlns:a="http://schemas.openxmlformats.org/drawingml/2006/main">
+              <a:graphicData uri="http://schemas.openxmlformats.org/drawingml/2006/picture">
+                <pic:pic xmlns:pic="http://schemas.openxmlformats.org/drawingml/2006/picture">
+                  <pic:nvPicPr>
+                    <pic:cNvPr id="0" name="Picture 64" descr="C:\Users\Admin\OneDrive\Pictures\Ảnh chụp màn hình\Ảnh chụp màn hình (178).png"/>
+                    <pic:cNvPicPr>
+                      <a:picLocks noChangeAspect="1" noChangeArrowheads="1"/>
+                    </pic:cNvPicPr>
+                  </pic:nvPicPr>
+                  <pic:blipFill>
+                    <a:blip r:embed="rId10" cstate="print">
+                      <a:extLst>
+                        <a:ext uri="{28A0092B-C50C-407E-A947-70E740481C1C}">
+                          <a14:useLocalDpi xmlns:a14="http://schemas.microsoft.com/office/drawing/2010/main" val="0"/>
+                        </a:ext>
+                      </a:extLst>
+                    </a:blip>
+                    <a:srcRect/>
+                    <a:stretch>
+                      <a:fillRect/>
+                    </a:stretch>
+                  </pic:blipFill>
+                  <pic:spPr bwMode="auto">
+                    <a:xfrm>
+                      <a:off x="0" y="0"/>
+                      <a:ext cx="6201847" cy="3488538"/>
+                    </a:xfrm>
+                    <a:prstGeom prst="rect">
+                      <a:avLst/>
+                    </a:prstGeom>
+                    <a:noFill/>
+                    <a:ln>
+                      <a:noFill/>
+                    </a:ln>
+                  </pic:spPr>
+                </pic:pic>
+              </a:graphicData>
+            </a:graphic>
+          </wp:inline>
+        </w:drawing>
+      </w:r>
+    </w:p>
+    <w:p>
+      <w:pPr>
+        <w:pStyle w:val="NormalWeb"/>
+      </w:pPr>
+      <w:r>
+        <w:rPr>
           <w:rStyle w:val="Strong"/>
         </w:rPr>
         <w:t>Prompt nâng cao:</w:t>
@@ -691,8 +1041,75 @@
       </w:pPr>
       <w:r>
         <w:rPr>
-          <w:rStyle w:val="Strong"/>
-        </w:rPr>
+          <w:noProof/>
+          <w:snapToGrid w:val="0"/>
+          <w:color w:val="000000"/>
+          <w:w w:val="0"/>
+          <w:sz w:val="0"/>
+          <w:szCs w:val="0"/>
+          <w:u w:color="000000"/>
+          <w:bdr w:val="none" w:sz="0" w:space="0" w:color="000000"/>
+          <w:shd w:val="clear" w:color="000000" w:fill="000000"/>
+        </w:rPr>
+        <w:drawing>
+          <wp:inline distT="0" distB="0" distL="0" distR="0" wp14:anchorId="25B4BB8E" wp14:editId="218C105A">
+            <wp:extent cx="6225540" cy="3501866"/>
+            <wp:effectExtent l="0" t="0" r="3810" b="3810"/>
+            <wp:docPr id="16" name="Picture 16" descr="C:\Users\Admin\OneDrive\Pictures\Ảnh chụp màn hình\Ảnh chụp màn hình (179).png"/>
+            <wp:cNvGraphicFramePr>
+              <a:graphicFrameLocks xmlns:a="http://schemas.openxmlformats.org/drawingml/2006/main" noChangeAspect="1"/>
+            </wp:cNvGraphicFramePr>
+            <a:graphic xmlns:a="http://schemas.openxmlformats.org/drawingml/2006/main">
+              <a:graphicData uri="http://schemas.openxmlformats.org/drawingml/2006/picture">
+                <pic:pic xmlns:pic="http://schemas.openxmlformats.org/drawingml/2006/picture">
+                  <pic:nvPicPr>
+                    <pic:cNvPr id="0" name="Picture 65" descr="C:\Users\Admin\OneDrive\Pictures\Ảnh chụp màn hình\Ảnh chụp màn hình (179).png"/>
+                    <pic:cNvPicPr>
+                      <a:picLocks noChangeAspect="1" noChangeArrowheads="1"/>
+                    </pic:cNvPicPr>
+                  </pic:nvPicPr>
+                  <pic:blipFill>
+                    <a:blip r:embed="rId11" cstate="print">
+                      <a:extLst>
+                        <a:ext uri="{28A0092B-C50C-407E-A947-70E740481C1C}">
+                          <a14:useLocalDpi xmlns:a14="http://schemas.microsoft.com/office/drawing/2010/main" val="0"/>
+                        </a:ext>
+                      </a:extLst>
+                    </a:blip>
+                    <a:srcRect/>
+                    <a:stretch>
+                      <a:fillRect/>
+                    </a:stretch>
+                  </pic:blipFill>
+                  <pic:spPr bwMode="auto">
+                    <a:xfrm>
+                      <a:off x="0" y="0"/>
+                      <a:ext cx="6297651" cy="3542429"/>
+                    </a:xfrm>
+                    <a:prstGeom prst="rect">
+                      <a:avLst/>
+                    </a:prstGeom>
+                    <a:noFill/>
+                    <a:ln>
+                      <a:noFill/>
+                    </a:ln>
+                  </pic:spPr>
+                </pic:pic>
+              </a:graphicData>
+            </a:graphic>
+          </wp:inline>
+        </w:drawing>
+      </w:r>
+    </w:p>
+    <w:p>
+      <w:pPr>
+        <w:pStyle w:val="NormalWeb"/>
+      </w:pPr>
+      <w:r>
+        <w:rPr>
+          <w:rStyle w:val="Strong"/>
+        </w:rPr>
+        <w:lastRenderedPageBreak/>
         <w:t>Kết quả đầu ra mẫu:</w:t>
       </w:r>
     </w:p>
@@ -767,6 +1184,7 @@
       <w:r>
         <w:rPr>
           <w:rStyle w:val="Strong"/>
+          <w:b w:val="0"/>
         </w:rPr>
         <w:t>đối tượng người học</w:t>
       </w:r>
@@ -774,13 +1192,7 @@
         <w:t xml:space="preserve"> rất quan trọng. Nếu chỉ hỏi ngắn, AI sẽ trả lời theo kiểu chung chung. Nhưng khi nói rõ là “cho sinh viên năm nhất” thì câu trả lời trở nên đơn giản và phù hợp hơn rất nhiều.</w:t>
       </w:r>
     </w:p>
-    <w:p>
-      <w:r>
-        <w:pict>
-          <v:rect id="_x0000_i1072" style="width:0;height:1.5pt" o:hralign="center" o:hrstd="t" o:hr="t" fillcolor="#a0a0a0" stroked="f"/>
-        </w:pict>
-      </w:r>
-    </w:p>
+    <w:p/>
     <w:p>
       <w:pPr>
         <w:pStyle w:val="Heading3"/>
@@ -810,10 +1222,14 @@
       <w:r>
         <w:rPr>
           <w:rStyle w:val="Strong"/>
+          <w:b w:val="0"/>
         </w:rPr>
         <w:t>biến đổi khí hậu</w:t>
       </w:r>
       <w:r>
+        <w:rPr>
+          <w:b/>
+        </w:rPr>
         <w:t>.</w:t>
       </w:r>
     </w:p>
@@ -838,8 +1254,99 @@
       </w:pPr>
       <w:r>
         <w:rPr>
-          <w:rStyle w:val="Strong"/>
-        </w:rPr>
+          <w:noProof/>
+          <w:snapToGrid w:val="0"/>
+          <w:color w:val="000000"/>
+          <w:w w:val="0"/>
+          <w:sz w:val="0"/>
+          <w:szCs w:val="0"/>
+          <w:u w:color="000000"/>
+          <w:bdr w:val="none" w:sz="0" w:space="0" w:color="000000"/>
+          <w:shd w:val="clear" w:color="000000" w:fill="000000"/>
+        </w:rPr>
+        <w:drawing>
+          <wp:inline distT="0" distB="0" distL="0" distR="0" wp14:anchorId="0D496588" wp14:editId="53C8BB51">
+            <wp:extent cx="6012180" cy="3381850"/>
+            <wp:effectExtent l="0" t="0" r="7620" b="9525"/>
+            <wp:docPr id="17" name="Picture 17" descr="C:\Users\Admin\OneDrive\Pictures\Ảnh chụp màn hình\Ảnh chụp màn hình (180).png"/>
+            <wp:cNvGraphicFramePr>
+              <a:graphicFrameLocks xmlns:a="http://schemas.openxmlformats.org/drawingml/2006/main" noChangeAspect="1"/>
+            </wp:cNvGraphicFramePr>
+            <a:graphic xmlns:a="http://schemas.openxmlformats.org/drawingml/2006/main">
+              <a:graphicData uri="http://schemas.openxmlformats.org/drawingml/2006/picture">
+                <pic:pic xmlns:pic="http://schemas.openxmlformats.org/drawingml/2006/picture">
+                  <pic:nvPicPr>
+                    <pic:cNvPr id="0" name="Picture 66" descr="C:\Users\Admin\OneDrive\Pictures\Ảnh chụp màn hình\Ảnh chụp màn hình (180).png"/>
+                    <pic:cNvPicPr>
+                      <a:picLocks noChangeAspect="1" noChangeArrowheads="1"/>
+                    </pic:cNvPicPr>
+                  </pic:nvPicPr>
+                  <pic:blipFill>
+                    <a:blip r:embed="rId12" cstate="print">
+                      <a:extLst>
+                        <a:ext uri="{28A0092B-C50C-407E-A947-70E740481C1C}">
+                          <a14:useLocalDpi xmlns:a14="http://schemas.microsoft.com/office/drawing/2010/main" val="0"/>
+                        </a:ext>
+                      </a:extLst>
+                    </a:blip>
+                    <a:srcRect/>
+                    <a:stretch>
+                      <a:fillRect/>
+                    </a:stretch>
+                  </pic:blipFill>
+                  <pic:spPr bwMode="auto">
+                    <a:xfrm>
+                      <a:off x="0" y="0"/>
+                      <a:ext cx="6071159" cy="3415026"/>
+                    </a:xfrm>
+                    <a:prstGeom prst="rect">
+                      <a:avLst/>
+                    </a:prstGeom>
+                    <a:noFill/>
+                    <a:ln>
+                      <a:noFill/>
+                    </a:ln>
+                  </pic:spPr>
+                </pic:pic>
+              </a:graphicData>
+            </a:graphic>
+          </wp:inline>
+        </w:drawing>
+      </w:r>
+    </w:p>
+    <w:p>
+      <w:pPr>
+        <w:pStyle w:val="NormalWeb"/>
+        <w:rPr>
+          <w:rStyle w:val="Strong"/>
+        </w:rPr>
+      </w:pPr>
+    </w:p>
+    <w:p>
+      <w:pPr>
+        <w:pStyle w:val="NormalWeb"/>
+        <w:rPr>
+          <w:rStyle w:val="Strong"/>
+        </w:rPr>
+      </w:pPr>
+    </w:p>
+    <w:p>
+      <w:pPr>
+        <w:pStyle w:val="NormalWeb"/>
+        <w:rPr>
+          <w:rStyle w:val="Strong"/>
+        </w:rPr>
+      </w:pPr>
+    </w:p>
+    <w:p>
+      <w:pPr>
+        <w:pStyle w:val="NormalWeb"/>
+      </w:pPr>
+      <w:r>
+        <w:rPr>
+          <w:rStyle w:val="Strong"/>
+        </w:rPr>
+        <w:lastRenderedPageBreak/>
         <w:t>Prompt cải tiến:</w:t>
       </w:r>
       <w:r>
@@ -853,6 +1360,72 @@
       </w:pPr>
       <w:r>
         <w:rPr>
+          <w:noProof/>
+          <w:snapToGrid w:val="0"/>
+          <w:color w:val="000000"/>
+          <w:w w:val="0"/>
+          <w:sz w:val="0"/>
+          <w:szCs w:val="0"/>
+          <w:u w:color="000000"/>
+          <w:bdr w:val="none" w:sz="0" w:space="0" w:color="000000"/>
+          <w:shd w:val="clear" w:color="000000" w:fill="000000"/>
+        </w:rPr>
+        <w:drawing>
+          <wp:inline distT="0" distB="0" distL="0" distR="0" wp14:anchorId="33EF7C6D" wp14:editId="05852B2E">
+            <wp:extent cx="6027420" cy="3390422"/>
+            <wp:effectExtent l="0" t="0" r="0" b="635"/>
+            <wp:docPr id="18" name="Picture 18" descr="C:\Users\Admin\OneDrive\Pictures\Ảnh chụp màn hình\Ảnh chụp màn hình (181).png"/>
+            <wp:cNvGraphicFramePr>
+              <a:graphicFrameLocks xmlns:a="http://schemas.openxmlformats.org/drawingml/2006/main" noChangeAspect="1"/>
+            </wp:cNvGraphicFramePr>
+            <a:graphic xmlns:a="http://schemas.openxmlformats.org/drawingml/2006/main">
+              <a:graphicData uri="http://schemas.openxmlformats.org/drawingml/2006/picture">
+                <pic:pic xmlns:pic="http://schemas.openxmlformats.org/drawingml/2006/picture">
+                  <pic:nvPicPr>
+                    <pic:cNvPr id="0" name="Picture 67" descr="C:\Users\Admin\OneDrive\Pictures\Ảnh chụp màn hình\Ảnh chụp màn hình (181).png"/>
+                    <pic:cNvPicPr>
+                      <a:picLocks noChangeAspect="1" noChangeArrowheads="1"/>
+                    </pic:cNvPicPr>
+                  </pic:nvPicPr>
+                  <pic:blipFill>
+                    <a:blip r:embed="rId13" cstate="print">
+                      <a:extLst>
+                        <a:ext uri="{28A0092B-C50C-407E-A947-70E740481C1C}">
+                          <a14:useLocalDpi xmlns:a14="http://schemas.microsoft.com/office/drawing/2010/main" val="0"/>
+                        </a:ext>
+                      </a:extLst>
+                    </a:blip>
+                    <a:srcRect/>
+                    <a:stretch>
+                      <a:fillRect/>
+                    </a:stretch>
+                  </pic:blipFill>
+                  <pic:spPr bwMode="auto">
+                    <a:xfrm>
+                      <a:off x="0" y="0"/>
+                      <a:ext cx="6076037" cy="3417769"/>
+                    </a:xfrm>
+                    <a:prstGeom prst="rect">
+                      <a:avLst/>
+                    </a:prstGeom>
+                    <a:noFill/>
+                    <a:ln>
+                      <a:noFill/>
+                    </a:ln>
+                  </pic:spPr>
+                </pic:pic>
+              </a:graphicData>
+            </a:graphic>
+          </wp:inline>
+        </w:drawing>
+      </w:r>
+    </w:p>
+    <w:p>
+      <w:pPr>
+        <w:pStyle w:val="NormalWeb"/>
+      </w:pPr>
+      <w:r>
+        <w:rPr>
           <w:rStyle w:val="Strong"/>
         </w:rPr>
         <w:t>Prompt nâng cao:</w:t>
@@ -860,6 +1433,72 @@
       <w:r>
         <w:br/>
         <w:t>“Bạn là giảng viên đang chuẩn bị đề cương ôn tập cho sinh viên. Hãy tạo 10 câu hỏi về chủ đề biến đổi khí hậu, gồm 4 câu nhận biết, 3 câu thông hiểu, 2 câu vận dụng và 1 câu mở rộng. Sau mỗi câu, kèm đáp án ngắn hoặc gợi ý trả lời.”</w:t>
+      </w:r>
+    </w:p>
+    <w:p>
+      <w:pPr>
+        <w:pStyle w:val="NormalWeb"/>
+      </w:pPr>
+      <w:r>
+        <w:rPr>
+          <w:noProof/>
+          <w:snapToGrid w:val="0"/>
+          <w:color w:val="000000"/>
+          <w:w w:val="0"/>
+          <w:sz w:val="0"/>
+          <w:szCs w:val="0"/>
+          <w:u w:color="000000"/>
+          <w:bdr w:val="none" w:sz="0" w:space="0" w:color="000000"/>
+          <w:shd w:val="clear" w:color="000000" w:fill="000000"/>
+        </w:rPr>
+        <w:drawing>
+          <wp:inline distT="0" distB="0" distL="0" distR="0" wp14:anchorId="79D6E8C9" wp14:editId="44AD5610">
+            <wp:extent cx="6141720" cy="3454717"/>
+            <wp:effectExtent l="0" t="0" r="0" b="0"/>
+            <wp:docPr id="19" name="Picture 19" descr="C:\Users\Admin\OneDrive\Pictures\Ảnh chụp màn hình\Ảnh chụp màn hình (182).png"/>
+            <wp:cNvGraphicFramePr>
+              <a:graphicFrameLocks xmlns:a="http://schemas.openxmlformats.org/drawingml/2006/main" noChangeAspect="1"/>
+            </wp:cNvGraphicFramePr>
+            <a:graphic xmlns:a="http://schemas.openxmlformats.org/drawingml/2006/main">
+              <a:graphicData uri="http://schemas.openxmlformats.org/drawingml/2006/picture">
+                <pic:pic xmlns:pic="http://schemas.openxmlformats.org/drawingml/2006/picture">
+                  <pic:nvPicPr>
+                    <pic:cNvPr id="0" name="Picture 68" descr="C:\Users\Admin\OneDrive\Pictures\Ảnh chụp màn hình\Ảnh chụp màn hình (182).png"/>
+                    <pic:cNvPicPr>
+                      <a:picLocks noChangeAspect="1" noChangeArrowheads="1"/>
+                    </pic:cNvPicPr>
+                  </pic:nvPicPr>
+                  <pic:blipFill>
+                    <a:blip r:embed="rId14" cstate="print">
+                      <a:extLst>
+                        <a:ext uri="{28A0092B-C50C-407E-A947-70E740481C1C}">
+                          <a14:useLocalDpi xmlns:a14="http://schemas.microsoft.com/office/drawing/2010/main" val="0"/>
+                        </a:ext>
+                      </a:extLst>
+                    </a:blip>
+                    <a:srcRect/>
+                    <a:stretch>
+                      <a:fillRect/>
+                    </a:stretch>
+                  </pic:blipFill>
+                  <pic:spPr bwMode="auto">
+                    <a:xfrm>
+                      <a:off x="0" y="0"/>
+                      <a:ext cx="6186188" cy="3479730"/>
+                    </a:xfrm>
+                    <a:prstGeom prst="rect">
+                      <a:avLst/>
+                    </a:prstGeom>
+                    <a:noFill/>
+                    <a:ln>
+                      <a:noFill/>
+                    </a:ln>
+                  </pic:spPr>
+                </pic:pic>
+              </a:graphicData>
+            </a:graphic>
+          </wp:inline>
+        </w:drawing>
       </w:r>
     </w:p>
     <w:p>
@@ -945,6 +1584,7 @@
       <w:r>
         <w:rPr>
           <w:rStyle w:val="Strong"/>
+          <w:b w:val="0"/>
         </w:rPr>
         <w:t>số lượng, mức độ câu hỏi và đáp án ngắn</w:t>
       </w:r>
@@ -952,13 +1592,7 @@
         <w:t>, chất lượng đầu ra đã tốt hơn hẳn.</w:t>
       </w:r>
     </w:p>
-    <w:p>
-      <w:r>
-        <w:pict>
-          <v:rect id="_x0000_i1073" style="width:0;height:1.5pt" o:hralign="center" o:hrstd="t" o:hr="t" fillcolor="#a0a0a0" stroked="f"/>
-        </w:pict>
-      </w:r>
-    </w:p>
+    <w:p/>
     <w:p>
       <w:pPr>
         <w:pStyle w:val="Heading2"/>
@@ -1306,7 +1940,7 @@
     <w:p>
       <w:r>
         <w:pict>
-          <v:rect id="_x0000_i1074" style="width:0;height:1.5pt" o:hralign="center" o:hrstd="t" o:hr="t" fillcolor="#a0a0a0" stroked="f"/>
+          <v:rect id="_x0000_i1025" style="width:0;height:1.5pt" o:hralign="center" o:hrstd="t" o:hr="t" fillcolor="#a0a0a0" stroked="f"/>
         </w:pict>
       </w:r>
     </w:p>
@@ -1333,6 +1967,7 @@
       <w:r>
         <w:rPr>
           <w:rStyle w:val="Strong"/>
+          <w:b w:val="0"/>
         </w:rPr>
         <w:t>nói rõ mục tiêu</w:t>
       </w:r>
@@ -1342,6 +1977,7 @@
       <w:r>
         <w:rPr>
           <w:rStyle w:val="Strong"/>
+          <w:b w:val="0"/>
         </w:rPr>
         <w:t>quy định luôn cấu trúc đầu ra</w:t>
       </w:r>
@@ -1351,6 +1987,7 @@
       <w:r>
         <w:rPr>
           <w:rStyle w:val="Strong"/>
+          <w:b w:val="0"/>
         </w:rPr>
         <w:t>vai trò</w:t>
       </w:r>
@@ -1366,13 +2003,7 @@
         <w:t>Ngược lại, prompt cơ bản tuy dễ viết nhưng thường quá ngắn. AI vẫn trả lời được, nhưng câu trả lời thường thiếu trọng tâm, thiếu cấu trúc và người dùng phải sửa hoặc hỏi lại nhiều lần. Vì vậy, prompt tốt không nhất thiết phải quá dài, nhưng cần đủ rõ để AI hiểu đúng yêu cầu.</w:t>
       </w:r>
     </w:p>
-    <w:p>
-      <w:r>
-        <w:pict>
-          <v:rect id="_x0000_i1075" style="width:0;height:1.5pt" o:hralign="center" o:hrstd="t" o:hr="t" fillcolor="#a0a0a0" stroked="f"/>
-        </w:pict>
-      </w:r>
-    </w:p>
+    <w:p/>
     <w:p>
       <w:pPr>
         <w:pStyle w:val="Heading2"/>
@@ -1459,11 +2090,6 @@
       <w:pPr>
         <w:spacing w:after="0"/>
       </w:pPr>
-      <w:r>
-        <w:pict>
-          <v:rect id="_x0000_i1076" style="width:0;height:1.5pt" o:hralign="center" o:hrstd="t" o:hr="t" fillcolor="#a0a0a0" stroked="f"/>
-        </w:pict>
-      </w:r>
     </w:p>
     <w:p>
       <w:pPr>
@@ -1496,6 +2122,7 @@
       <w:r>
         <w:rPr>
           <w:rStyle w:val="Strong"/>
+          <w:b w:val="0"/>
         </w:rPr>
         <w:t>prompt nâng cao</w:t>
       </w:r>
@@ -1506,7 +2133,6 @@
     <w:p>
       <w:pPr>
         <w:rPr>
-          <w:rStyle w:val="Normal"/>
           <w:rFonts w:ascii="Times New Roman" w:eastAsia="Times New Roman" w:hAnsi="Times New Roman" w:cs="Times New Roman"/>
           <w:snapToGrid w:val="0"/>
           <w:color w:val="000000"/>
@@ -1521,61 +2147,6 @@
       </w:pPr>
       <w:r>
         <w:rPr>
-          <w:noProof/>
-          <w:lang w:eastAsia="vi-VN"/>
-        </w:rPr>
-        <w:drawing>
-          <wp:inline distT="0" distB="0" distL="0" distR="0">
-            <wp:extent cx="2682240" cy="1508760"/>
-            <wp:effectExtent l="0" t="0" r="3810" b="0"/>
-            <wp:docPr id="5" name="Picture 5" descr="C:\Users\Admin\OneDrive\Pictures\Ảnh chụp màn hình\Ảnh chụp màn hình (174).png"/>
-            <wp:cNvGraphicFramePr>
-              <a:graphicFrameLocks xmlns:a="http://schemas.openxmlformats.org/drawingml/2006/main" noChangeAspect="1"/>
-            </wp:cNvGraphicFramePr>
-            <a:graphic xmlns:a="http://schemas.openxmlformats.org/drawingml/2006/main">
-              <a:graphicData uri="http://schemas.openxmlformats.org/drawingml/2006/picture">
-                <pic:pic xmlns:pic="http://schemas.openxmlformats.org/drawingml/2006/picture">
-                  <pic:nvPicPr>
-                    <pic:cNvPr id="0" name="Picture 60" descr="C:\Users\Admin\OneDrive\Pictures\Ảnh chụp màn hình\Ảnh chụp màn hình (174).png"/>
-                    <pic:cNvPicPr>
-                      <a:picLocks noChangeAspect="1" noChangeArrowheads="1"/>
-                    </pic:cNvPicPr>
-                  </pic:nvPicPr>
-                  <pic:blipFill>
-                    <a:blip r:embed="rId6" cstate="print">
-                      <a:extLst>
-                        <a:ext uri="{28A0092B-C50C-407E-A947-70E740481C1C}">
-                          <a14:useLocalDpi xmlns:a14="http://schemas.microsoft.com/office/drawing/2010/main" val="0"/>
-                        </a:ext>
-                      </a:extLst>
-                    </a:blip>
-                    <a:srcRect/>
-                    <a:stretch>
-                      <a:fillRect/>
-                    </a:stretch>
-                  </pic:blipFill>
-                  <pic:spPr bwMode="auto">
-                    <a:xfrm>
-                      <a:off x="0" y="0"/>
-                      <a:ext cx="2696923" cy="1517019"/>
-                    </a:xfrm>
-                    <a:prstGeom prst="rect">
-                      <a:avLst/>
-                    </a:prstGeom>
-                    <a:noFill/>
-                    <a:ln>
-                      <a:noFill/>
-                    </a:ln>
-                  </pic:spPr>
-                </pic:pic>
-              </a:graphicData>
-            </a:graphic>
-          </wp:inline>
-        </w:drawing>
-      </w:r>
-      <w:r>
-        <w:rPr>
-          <w:rStyle w:val="Normal"/>
           <w:rFonts w:ascii="Times New Roman" w:eastAsia="Times New Roman" w:hAnsi="Times New Roman" w:cs="Times New Roman"/>
           <w:snapToGrid w:val="0"/>
           <w:color w:val="000000"/>
@@ -1587,65 +2158,12 @@
           <w:shd w:val="clear" w:color="000000" w:fill="000000"/>
           <w:lang w:val="x-none" w:eastAsia="x-none" w:bidi="x-none"/>
         </w:rPr>
-        <w:t xml:space="preserve"> </w:t>
-      </w:r>
-      <w:r>
-        <w:rPr>
-          <w:noProof/>
-          <w:lang w:eastAsia="vi-VN"/>
-        </w:rPr>
-        <w:drawing>
-          <wp:inline distT="0" distB="0" distL="0" distR="0">
-            <wp:extent cx="2697480" cy="1517332"/>
-            <wp:effectExtent l="0" t="0" r="7620" b="6985"/>
-            <wp:docPr id="6" name="Picture 6" descr="C:\Users\Admin\OneDrive\Pictures\Ảnh chụp màn hình\Ảnh chụp màn hình (175).png"/>
-            <wp:cNvGraphicFramePr>
-              <a:graphicFrameLocks xmlns:a="http://schemas.openxmlformats.org/drawingml/2006/main" noChangeAspect="1"/>
-            </wp:cNvGraphicFramePr>
-            <a:graphic xmlns:a="http://schemas.openxmlformats.org/drawingml/2006/main">
-              <a:graphicData uri="http://schemas.openxmlformats.org/drawingml/2006/picture">
-                <pic:pic xmlns:pic="http://schemas.openxmlformats.org/drawingml/2006/picture">
-                  <pic:nvPicPr>
-                    <pic:cNvPr id="0" name="Picture 61" descr="C:\Users\Admin\OneDrive\Pictures\Ảnh chụp màn hình\Ảnh chụp màn hình (175).png"/>
-                    <pic:cNvPicPr>
-                      <a:picLocks noChangeAspect="1" noChangeArrowheads="1"/>
-                    </pic:cNvPicPr>
-                  </pic:nvPicPr>
-                  <pic:blipFill>
-                    <a:blip r:embed="rId7" cstate="print">
-                      <a:extLst>
-                        <a:ext uri="{28A0092B-C50C-407E-A947-70E740481C1C}">
-                          <a14:useLocalDpi xmlns:a14="http://schemas.microsoft.com/office/drawing/2010/main" val="0"/>
-                        </a:ext>
-                      </a:extLst>
-                    </a:blip>
-                    <a:srcRect/>
-                    <a:stretch>
-                      <a:fillRect/>
-                    </a:stretch>
-                  </pic:blipFill>
-                  <pic:spPr bwMode="auto">
-                    <a:xfrm>
-                      <a:off x="0" y="0"/>
-                      <a:ext cx="2733079" cy="1537356"/>
-                    </a:xfrm>
-                    <a:prstGeom prst="rect">
-                      <a:avLst/>
-                    </a:prstGeom>
-                    <a:noFill/>
-                    <a:ln>
-                      <a:noFill/>
-                    </a:ln>
-                  </pic:spPr>
-                </pic:pic>
-              </a:graphicData>
-            </a:graphic>
-          </wp:inline>
-        </w:drawing>
-      </w:r>
-      <w:r>
-        <w:rPr>
-          <w:rStyle w:val="Normal"/>
+        <w:t xml:space="preserve">  </w:t>
+      </w:r>
+    </w:p>
+    <w:p>
+      <w:pPr>
+        <w:rPr>
           <w:rFonts w:ascii="Times New Roman" w:eastAsia="Times New Roman" w:hAnsi="Times New Roman" w:cs="Times New Roman"/>
           <w:snapToGrid w:val="0"/>
           <w:color w:val="000000"/>
@@ -1657,77 +2175,11 @@
           <w:shd w:val="clear" w:color="000000" w:fill="000000"/>
           <w:lang w:val="x-none" w:eastAsia="x-none" w:bidi="x-none"/>
         </w:rPr>
-        <w:t xml:space="preserve"> </w:t>
-      </w:r>
-      <w:r>
-        <w:rPr>
-          <w:rStyle w:val="Normal"/>
-          <w:rFonts w:ascii="Times New Roman" w:eastAsia="Times New Roman" w:hAnsi="Times New Roman" w:cs="Times New Roman"/>
-          <w:noProof/>
-          <w:snapToGrid w:val="0"/>
-          <w:color w:val="000000"/>
-          <w:w w:val="0"/>
-          <w:sz w:val="0"/>
-          <w:szCs w:val="0"/>
-          <w:u w:color="000000"/>
-          <w:bdr w:val="none" w:sz="0" w:space="0" w:color="000000"/>
-          <w:shd w:val="clear" w:color="000000" w:fill="000000"/>
-          <w:lang w:eastAsia="vi-VN"/>
-        </w:rPr>
-        <w:drawing>
-          <wp:inline distT="0" distB="0" distL="0" distR="0">
-            <wp:extent cx="3143956" cy="1768475"/>
-            <wp:effectExtent l="0" t="0" r="0" b="3175"/>
-            <wp:docPr id="7" name="Picture 7" descr="C:\Users\Admin\OneDrive\Pictures\Ảnh chụp màn hình\Ảnh chụp màn hình (176).png"/>
-            <wp:cNvGraphicFramePr>
-              <a:graphicFrameLocks xmlns:a="http://schemas.openxmlformats.org/drawingml/2006/main" noChangeAspect="1"/>
-            </wp:cNvGraphicFramePr>
-            <a:graphic xmlns:a="http://schemas.openxmlformats.org/drawingml/2006/main">
-              <a:graphicData uri="http://schemas.openxmlformats.org/drawingml/2006/picture">
-                <pic:pic xmlns:pic="http://schemas.openxmlformats.org/drawingml/2006/picture">
-                  <pic:nvPicPr>
-                    <pic:cNvPr id="0" name="Picture 62" descr="C:\Users\Admin\OneDrive\Pictures\Ảnh chụp màn hình\Ảnh chụp màn hình (176).png"/>
-                    <pic:cNvPicPr>
-                      <a:picLocks noChangeAspect="1" noChangeArrowheads="1"/>
-                    </pic:cNvPicPr>
-                  </pic:nvPicPr>
-                  <pic:blipFill>
-                    <a:blip r:embed="rId8" cstate="print">
-                      <a:extLst>
-                        <a:ext uri="{28A0092B-C50C-407E-A947-70E740481C1C}">
-                          <a14:useLocalDpi xmlns:a14="http://schemas.microsoft.com/office/drawing/2010/main" val="0"/>
-                        </a:ext>
-                      </a:extLst>
-                    </a:blip>
-                    <a:srcRect/>
-                    <a:stretch>
-                      <a:fillRect/>
-                    </a:stretch>
-                  </pic:blipFill>
-                  <pic:spPr bwMode="auto">
-                    <a:xfrm>
-                      <a:off x="0" y="0"/>
-                      <a:ext cx="3155349" cy="1774884"/>
-                    </a:xfrm>
-                    <a:prstGeom prst="rect">
-                      <a:avLst/>
-                    </a:prstGeom>
-                    <a:noFill/>
-                    <a:ln>
-                      <a:noFill/>
-                    </a:ln>
-                  </pic:spPr>
-                </pic:pic>
-              </a:graphicData>
-            </a:graphic>
-          </wp:inline>
-        </w:drawing>
-      </w:r>
-    </w:p>
-    <w:p>
-      <w:pPr>
-        <w:rPr>
-          <w:rStyle w:val="Normal"/>
+      </w:pPr>
+    </w:p>
+    <w:p>
+      <w:pPr>
+        <w:rPr>
           <w:rFonts w:ascii="Times New Roman" w:eastAsia="Times New Roman" w:hAnsi="Times New Roman" w:cs="Times New Roman"/>
           <w:snapToGrid w:val="0"/>
           <w:color w:val="000000"/>
@@ -1742,9 +2194,8 @@
       </w:pPr>
     </w:p>
     <w:p>
-      <w:pPr>
-        <w:rPr>
-          <w:rStyle w:val="Normal"/>
+      <w:r>
+        <w:rPr>
           <w:rFonts w:ascii="Times New Roman" w:eastAsia="Times New Roman" w:hAnsi="Times New Roman" w:cs="Times New Roman"/>
           <w:snapToGrid w:val="0"/>
           <w:color w:val="000000"/>
@@ -1756,457 +2207,8 @@
           <w:shd w:val="clear" w:color="000000" w:fill="000000"/>
           <w:lang w:val="x-none" w:eastAsia="x-none" w:bidi="x-none"/>
         </w:rPr>
-      </w:pPr>
-    </w:p>
-    <w:p>
-      <w:r>
-        <w:rPr>
-          <w:noProof/>
-          <w:lang w:eastAsia="vi-VN"/>
-        </w:rPr>
-        <w:lastRenderedPageBreak/>
-        <w:drawing>
-          <wp:inline distT="0" distB="0" distL="0" distR="0">
-            <wp:extent cx="3279423" cy="1844675"/>
-            <wp:effectExtent l="0" t="0" r="0" b="3175"/>
-            <wp:docPr id="8" name="Picture 8" descr="C:\Users\Admin\OneDrive\Pictures\Ảnh chụp màn hình\Ảnh chụp màn hình (177).png"/>
-            <wp:cNvGraphicFramePr>
-              <a:graphicFrameLocks xmlns:a="http://schemas.openxmlformats.org/drawingml/2006/main" noChangeAspect="1"/>
-            </wp:cNvGraphicFramePr>
-            <a:graphic xmlns:a="http://schemas.openxmlformats.org/drawingml/2006/main">
-              <a:graphicData uri="http://schemas.openxmlformats.org/drawingml/2006/picture">
-                <pic:pic xmlns:pic="http://schemas.openxmlformats.org/drawingml/2006/picture">
-                  <pic:nvPicPr>
-                    <pic:cNvPr id="0" name="Picture 63" descr="C:\Users\Admin\OneDrive\Pictures\Ảnh chụp màn hình\Ảnh chụp màn hình (177).png"/>
-                    <pic:cNvPicPr>
-                      <a:picLocks noChangeAspect="1" noChangeArrowheads="1"/>
-                    </pic:cNvPicPr>
-                  </pic:nvPicPr>
-                  <pic:blipFill>
-                    <a:blip r:embed="rId9" cstate="print">
-                      <a:extLst>
-                        <a:ext uri="{28A0092B-C50C-407E-A947-70E740481C1C}">
-                          <a14:useLocalDpi xmlns:a14="http://schemas.microsoft.com/office/drawing/2010/main" val="0"/>
-                        </a:ext>
-                      </a:extLst>
-                    </a:blip>
-                    <a:srcRect/>
-                    <a:stretch>
-                      <a:fillRect/>
-                    </a:stretch>
-                  </pic:blipFill>
-                  <pic:spPr bwMode="auto">
-                    <a:xfrm>
-                      <a:off x="0" y="0"/>
-                      <a:ext cx="3288130" cy="1849573"/>
-                    </a:xfrm>
-                    <a:prstGeom prst="rect">
-                      <a:avLst/>
-                    </a:prstGeom>
-                    <a:noFill/>
-                    <a:ln>
-                      <a:noFill/>
-                    </a:ln>
-                  </pic:spPr>
-                </pic:pic>
-              </a:graphicData>
-            </a:graphic>
-          </wp:inline>
-        </w:drawing>
-      </w:r>
-      <w:r>
-        <w:rPr>
-          <w:rStyle w:val="Normal"/>
-          <w:rFonts w:ascii="Times New Roman" w:eastAsia="Times New Roman" w:hAnsi="Times New Roman" w:cs="Times New Roman"/>
-          <w:snapToGrid w:val="0"/>
-          <w:color w:val="000000"/>
-          <w:w w:val="0"/>
-          <w:sz w:val="0"/>
-          <w:szCs w:val="0"/>
-          <w:u w:color="000000"/>
-          <w:bdr w:val="none" w:sz="0" w:space="0" w:color="000000"/>
-          <w:shd w:val="clear" w:color="000000" w:fill="000000"/>
-          <w:lang w:val="x-none" w:eastAsia="x-none" w:bidi="x-none"/>
-        </w:rPr>
-        <w:t xml:space="preserve"> </w:t>
-      </w:r>
-      <w:r>
-        <w:rPr>
-          <w:noProof/>
-          <w:lang w:eastAsia="vi-VN"/>
-        </w:rPr>
-        <w:drawing>
-          <wp:inline distT="0" distB="0" distL="0" distR="0">
-            <wp:extent cx="3320063" cy="1867535"/>
-            <wp:effectExtent l="0" t="0" r="0" b="0"/>
-            <wp:docPr id="9" name="Picture 9" descr="C:\Users\Admin\OneDrive\Pictures\Ảnh chụp màn hình\Ảnh chụp màn hình (178).png"/>
-            <wp:cNvGraphicFramePr>
-              <a:graphicFrameLocks xmlns:a="http://schemas.openxmlformats.org/drawingml/2006/main" noChangeAspect="1"/>
-            </wp:cNvGraphicFramePr>
-            <a:graphic xmlns:a="http://schemas.openxmlformats.org/drawingml/2006/main">
-              <a:graphicData uri="http://schemas.openxmlformats.org/drawingml/2006/picture">
-                <pic:pic xmlns:pic="http://schemas.openxmlformats.org/drawingml/2006/picture">
-                  <pic:nvPicPr>
-                    <pic:cNvPr id="0" name="Picture 64" descr="C:\Users\Admin\OneDrive\Pictures\Ảnh chụp màn hình\Ảnh chụp màn hình (178).png"/>
-                    <pic:cNvPicPr>
-                      <a:picLocks noChangeAspect="1" noChangeArrowheads="1"/>
-                    </pic:cNvPicPr>
-                  </pic:nvPicPr>
-                  <pic:blipFill>
-                    <a:blip r:embed="rId10" cstate="print">
-                      <a:extLst>
-                        <a:ext uri="{28A0092B-C50C-407E-A947-70E740481C1C}">
-                          <a14:useLocalDpi xmlns:a14="http://schemas.microsoft.com/office/drawing/2010/main" val="0"/>
-                        </a:ext>
-                      </a:extLst>
-                    </a:blip>
-                    <a:srcRect/>
-                    <a:stretch>
-                      <a:fillRect/>
-                    </a:stretch>
-                  </pic:blipFill>
-                  <pic:spPr bwMode="auto">
-                    <a:xfrm>
-                      <a:off x="0" y="0"/>
-                      <a:ext cx="3335150" cy="1876022"/>
-                    </a:xfrm>
-                    <a:prstGeom prst="rect">
-                      <a:avLst/>
-                    </a:prstGeom>
-                    <a:noFill/>
-                    <a:ln>
-                      <a:noFill/>
-                    </a:ln>
-                  </pic:spPr>
-                </pic:pic>
-              </a:graphicData>
-            </a:graphic>
-          </wp:inline>
-        </w:drawing>
-      </w:r>
-      <w:r>
-        <w:rPr>
-          <w:rStyle w:val="Normal"/>
-          <w:rFonts w:ascii="Times New Roman" w:eastAsia="Times New Roman" w:hAnsi="Times New Roman" w:cs="Times New Roman"/>
-          <w:snapToGrid w:val="0"/>
-          <w:color w:val="000000"/>
-          <w:w w:val="0"/>
-          <w:sz w:val="0"/>
-          <w:szCs w:val="0"/>
-          <w:u w:color="000000"/>
-          <w:bdr w:val="none" w:sz="0" w:space="0" w:color="000000"/>
-          <w:shd w:val="clear" w:color="000000" w:fill="000000"/>
-          <w:lang w:val="x-none" w:eastAsia="x-none" w:bidi="x-none"/>
-        </w:rPr>
-        <w:t xml:space="preserve"> </w:t>
-      </w:r>
-      <w:r>
-        <w:rPr>
-          <w:rStyle w:val="Normal"/>
-          <w:rFonts w:ascii="Times New Roman" w:eastAsia="Times New Roman" w:hAnsi="Times New Roman" w:cs="Times New Roman"/>
-          <w:noProof/>
-          <w:snapToGrid w:val="0"/>
-          <w:color w:val="000000"/>
-          <w:w w:val="0"/>
-          <w:sz w:val="0"/>
-          <w:szCs w:val="0"/>
-          <w:u w:color="000000"/>
-          <w:bdr w:val="none" w:sz="0" w:space="0" w:color="000000"/>
-          <w:shd w:val="clear" w:color="000000" w:fill="000000"/>
-          <w:lang w:eastAsia="vi-VN"/>
-        </w:rPr>
-        <w:drawing>
-          <wp:inline distT="0" distB="0" distL="0" distR="0">
-            <wp:extent cx="3347156" cy="1882775"/>
-            <wp:effectExtent l="0" t="0" r="5715" b="3175"/>
-            <wp:docPr id="10" name="Picture 10" descr="C:\Users\Admin\OneDrive\Pictures\Ảnh chụp màn hình\Ảnh chụp màn hình (179).png"/>
-            <wp:cNvGraphicFramePr>
-              <a:graphicFrameLocks xmlns:a="http://schemas.openxmlformats.org/drawingml/2006/main" noChangeAspect="1"/>
-            </wp:cNvGraphicFramePr>
-            <a:graphic xmlns:a="http://schemas.openxmlformats.org/drawingml/2006/main">
-              <a:graphicData uri="http://schemas.openxmlformats.org/drawingml/2006/picture">
-                <pic:pic xmlns:pic="http://schemas.openxmlformats.org/drawingml/2006/picture">
-                  <pic:nvPicPr>
-                    <pic:cNvPr id="0" name="Picture 65" descr="C:\Users\Admin\OneDrive\Pictures\Ảnh chụp màn hình\Ảnh chụp màn hình (179).png"/>
-                    <pic:cNvPicPr>
-                      <a:picLocks noChangeAspect="1" noChangeArrowheads="1"/>
-                    </pic:cNvPicPr>
-                  </pic:nvPicPr>
-                  <pic:blipFill>
-                    <a:blip r:embed="rId11" cstate="print">
-                      <a:extLst>
-                        <a:ext uri="{28A0092B-C50C-407E-A947-70E740481C1C}">
-                          <a14:useLocalDpi xmlns:a14="http://schemas.microsoft.com/office/drawing/2010/main" val="0"/>
-                        </a:ext>
-                      </a:extLst>
-                    </a:blip>
-                    <a:srcRect/>
-                    <a:stretch>
-                      <a:fillRect/>
-                    </a:stretch>
-                  </pic:blipFill>
-                  <pic:spPr bwMode="auto">
-                    <a:xfrm>
-                      <a:off x="0" y="0"/>
-                      <a:ext cx="3365044" cy="1892837"/>
-                    </a:xfrm>
-                    <a:prstGeom prst="rect">
-                      <a:avLst/>
-                    </a:prstGeom>
-                    <a:noFill/>
-                    <a:ln>
-                      <a:noFill/>
-                    </a:ln>
-                  </pic:spPr>
-                </pic:pic>
-              </a:graphicData>
-            </a:graphic>
-          </wp:inline>
-        </w:drawing>
-      </w:r>
-      <w:r>
-        <w:rPr>
-          <w:rStyle w:val="Normal"/>
-          <w:rFonts w:ascii="Times New Roman" w:eastAsia="Times New Roman" w:hAnsi="Times New Roman" w:cs="Times New Roman"/>
-          <w:snapToGrid w:val="0"/>
-          <w:color w:val="000000"/>
-          <w:w w:val="0"/>
-          <w:sz w:val="0"/>
-          <w:szCs w:val="0"/>
-          <w:u w:color="000000"/>
-          <w:bdr w:val="none" w:sz="0" w:space="0" w:color="000000"/>
-          <w:shd w:val="clear" w:color="000000" w:fill="000000"/>
-          <w:lang w:val="x-none" w:eastAsia="x-none" w:bidi="x-none"/>
-        </w:rPr>
-        <w:t xml:space="preserve"> </w:t>
-      </w:r>
-      <w:r>
-        <w:rPr>
-          <w:rStyle w:val="Normal"/>
-          <w:rFonts w:ascii="Times New Roman" w:eastAsia="Times New Roman" w:hAnsi="Times New Roman" w:cs="Times New Roman"/>
-          <w:noProof/>
-          <w:snapToGrid w:val="0"/>
-          <w:color w:val="000000"/>
-          <w:w w:val="0"/>
-          <w:sz w:val="0"/>
-          <w:szCs w:val="0"/>
-          <w:u w:color="000000"/>
-          <w:bdr w:val="none" w:sz="0" w:space="0" w:color="000000"/>
-          <w:shd w:val="clear" w:color="000000" w:fill="000000"/>
-          <w:lang w:eastAsia="vi-VN"/>
-        </w:rPr>
-        <w:drawing>
-          <wp:inline distT="0" distB="0" distL="0" distR="0">
-            <wp:extent cx="2872740" cy="1615916"/>
-            <wp:effectExtent l="0" t="0" r="3810" b="3810"/>
-            <wp:docPr id="11" name="Picture 11" descr="C:\Users\Admin\OneDrive\Pictures\Ảnh chụp màn hình\Ảnh chụp màn hình (180).png"/>
-            <wp:cNvGraphicFramePr>
-              <a:graphicFrameLocks xmlns:a="http://schemas.openxmlformats.org/drawingml/2006/main" noChangeAspect="1"/>
-            </wp:cNvGraphicFramePr>
-            <a:graphic xmlns:a="http://schemas.openxmlformats.org/drawingml/2006/main">
-              <a:graphicData uri="http://schemas.openxmlformats.org/drawingml/2006/picture">
-                <pic:pic xmlns:pic="http://schemas.openxmlformats.org/drawingml/2006/picture">
-                  <pic:nvPicPr>
-                    <pic:cNvPr id="0" name="Picture 66" descr="C:\Users\Admin\OneDrive\Pictures\Ảnh chụp màn hình\Ảnh chụp màn hình (180).png"/>
-                    <pic:cNvPicPr>
-                      <a:picLocks noChangeAspect="1" noChangeArrowheads="1"/>
-                    </pic:cNvPicPr>
-                  </pic:nvPicPr>
-                  <pic:blipFill>
-                    <a:blip r:embed="rId12" cstate="print">
-                      <a:extLst>
-                        <a:ext uri="{28A0092B-C50C-407E-A947-70E740481C1C}">
-                          <a14:useLocalDpi xmlns:a14="http://schemas.microsoft.com/office/drawing/2010/main" val="0"/>
-                        </a:ext>
-                      </a:extLst>
-                    </a:blip>
-                    <a:srcRect/>
-                    <a:stretch>
-                      <a:fillRect/>
-                    </a:stretch>
-                  </pic:blipFill>
-                  <pic:spPr bwMode="auto">
-                    <a:xfrm>
-                      <a:off x="0" y="0"/>
-                      <a:ext cx="2879300" cy="1619606"/>
-                    </a:xfrm>
-                    <a:prstGeom prst="rect">
-                      <a:avLst/>
-                    </a:prstGeom>
-                    <a:noFill/>
-                    <a:ln>
-                      <a:noFill/>
-                    </a:ln>
-                  </pic:spPr>
-                </pic:pic>
-              </a:graphicData>
-            </a:graphic>
-          </wp:inline>
-        </w:drawing>
-      </w:r>
-      <w:r>
-        <w:rPr>
-          <w:rStyle w:val="Normal"/>
-          <w:rFonts w:ascii="Times New Roman" w:eastAsia="Times New Roman" w:hAnsi="Times New Roman" w:cs="Times New Roman"/>
-          <w:snapToGrid w:val="0"/>
-          <w:color w:val="000000"/>
-          <w:w w:val="0"/>
-          <w:sz w:val="0"/>
-          <w:szCs w:val="0"/>
-          <w:u w:color="000000"/>
-          <w:bdr w:val="none" w:sz="0" w:space="0" w:color="000000"/>
-          <w:shd w:val="clear" w:color="000000" w:fill="000000"/>
-          <w:lang w:val="x-none" w:eastAsia="x-none" w:bidi="x-none"/>
-        </w:rPr>
-        <w:t xml:space="preserve"> </w:t>
-      </w:r>
-      <w:r>
-        <w:rPr>
-          <w:rStyle w:val="Normal"/>
-          <w:rFonts w:ascii="Times New Roman" w:eastAsia="Times New Roman" w:hAnsi="Times New Roman" w:cs="Times New Roman"/>
-          <w:noProof/>
-          <w:snapToGrid w:val="0"/>
-          <w:color w:val="000000"/>
-          <w:w w:val="0"/>
-          <w:sz w:val="0"/>
-          <w:szCs w:val="0"/>
-          <w:u w:color="000000"/>
-          <w:bdr w:val="none" w:sz="0" w:space="0" w:color="000000"/>
-          <w:shd w:val="clear" w:color="000000" w:fill="000000"/>
-          <w:lang w:eastAsia="vi-VN"/>
-        </w:rPr>
-        <w:lastRenderedPageBreak/>
-        <w:drawing>
-          <wp:inline distT="0" distB="0" distL="0" distR="0">
-            <wp:extent cx="3292970" cy="1852295"/>
-            <wp:effectExtent l="0" t="0" r="3175" b="0"/>
-            <wp:docPr id="12" name="Picture 12" descr="C:\Users\Admin\OneDrive\Pictures\Ảnh chụp màn hình\Ảnh chụp màn hình (181).png"/>
-            <wp:cNvGraphicFramePr>
-              <a:graphicFrameLocks xmlns:a="http://schemas.openxmlformats.org/drawingml/2006/main" noChangeAspect="1"/>
-            </wp:cNvGraphicFramePr>
-            <a:graphic xmlns:a="http://schemas.openxmlformats.org/drawingml/2006/main">
-              <a:graphicData uri="http://schemas.openxmlformats.org/drawingml/2006/picture">
-                <pic:pic xmlns:pic="http://schemas.openxmlformats.org/drawingml/2006/picture">
-                  <pic:nvPicPr>
-                    <pic:cNvPr id="0" name="Picture 67" descr="C:\Users\Admin\OneDrive\Pictures\Ảnh chụp màn hình\Ảnh chụp màn hình (181).png"/>
-                    <pic:cNvPicPr>
-                      <a:picLocks noChangeAspect="1" noChangeArrowheads="1"/>
-                    </pic:cNvPicPr>
-                  </pic:nvPicPr>
-                  <pic:blipFill>
-                    <a:blip r:embed="rId13" cstate="print">
-                      <a:extLst>
-                        <a:ext uri="{28A0092B-C50C-407E-A947-70E740481C1C}">
-                          <a14:useLocalDpi xmlns:a14="http://schemas.microsoft.com/office/drawing/2010/main" val="0"/>
-                        </a:ext>
-                      </a:extLst>
-                    </a:blip>
-                    <a:srcRect/>
-                    <a:stretch>
-                      <a:fillRect/>
-                    </a:stretch>
-                  </pic:blipFill>
-                  <pic:spPr bwMode="auto">
-                    <a:xfrm>
-                      <a:off x="0" y="0"/>
-                      <a:ext cx="3299980" cy="1856238"/>
-                    </a:xfrm>
-                    <a:prstGeom prst="rect">
-                      <a:avLst/>
-                    </a:prstGeom>
-                    <a:noFill/>
-                    <a:ln>
-                      <a:noFill/>
-                    </a:ln>
-                  </pic:spPr>
-                </pic:pic>
-              </a:graphicData>
-            </a:graphic>
-          </wp:inline>
-        </w:drawing>
-      </w:r>
-      <w:r>
-        <w:rPr>
-          <w:rStyle w:val="Normal"/>
-          <w:rFonts w:ascii="Times New Roman" w:eastAsia="Times New Roman" w:hAnsi="Times New Roman" w:cs="Times New Roman"/>
-          <w:snapToGrid w:val="0"/>
-          <w:color w:val="000000"/>
-          <w:w w:val="0"/>
-          <w:sz w:val="0"/>
-          <w:szCs w:val="0"/>
-          <w:u w:color="000000"/>
-          <w:bdr w:val="none" w:sz="0" w:space="0" w:color="000000"/>
-          <w:shd w:val="clear" w:color="000000" w:fill="000000"/>
-          <w:lang w:val="x-none" w:eastAsia="x-none" w:bidi="x-none"/>
-        </w:rPr>
-        <w:t xml:space="preserve"> </w:t>
-      </w:r>
-      <w:bookmarkStart w:id="0" w:name="_GoBack"/>
-      <w:r>
-        <w:rPr>
-          <w:rStyle w:val="Normal"/>
-          <w:rFonts w:ascii="Times New Roman" w:eastAsia="Times New Roman" w:hAnsi="Times New Roman" w:cs="Times New Roman"/>
-          <w:noProof/>
-          <w:snapToGrid w:val="0"/>
-          <w:color w:val="000000"/>
-          <w:w w:val="0"/>
-          <w:sz w:val="0"/>
-          <w:szCs w:val="0"/>
-          <w:u w:color="000000"/>
-          <w:bdr w:val="none" w:sz="0" w:space="0" w:color="000000"/>
-          <w:shd w:val="clear" w:color="000000" w:fill="000000"/>
-          <w:lang w:eastAsia="vi-VN"/>
-        </w:rPr>
-        <w:drawing>
-          <wp:inline distT="0" distB="0" distL="0" distR="0">
-            <wp:extent cx="3441983" cy="1936115"/>
-            <wp:effectExtent l="0" t="0" r="6350" b="6985"/>
-            <wp:docPr id="13" name="Picture 13" descr="C:\Users\Admin\OneDrive\Pictures\Ảnh chụp màn hình\Ảnh chụp màn hình (182).png"/>
-            <wp:cNvGraphicFramePr>
-              <a:graphicFrameLocks xmlns:a="http://schemas.openxmlformats.org/drawingml/2006/main" noChangeAspect="1"/>
-            </wp:cNvGraphicFramePr>
-            <a:graphic xmlns:a="http://schemas.openxmlformats.org/drawingml/2006/main">
-              <a:graphicData uri="http://schemas.openxmlformats.org/drawingml/2006/picture">
-                <pic:pic xmlns:pic="http://schemas.openxmlformats.org/drawingml/2006/picture">
-                  <pic:nvPicPr>
-                    <pic:cNvPr id="0" name="Picture 68" descr="C:\Users\Admin\OneDrive\Pictures\Ảnh chụp màn hình\Ảnh chụp màn hình (182).png"/>
-                    <pic:cNvPicPr>
-                      <a:picLocks noChangeAspect="1" noChangeArrowheads="1"/>
-                    </pic:cNvPicPr>
-                  </pic:nvPicPr>
-                  <pic:blipFill>
-                    <a:blip r:embed="rId14" cstate="print">
-                      <a:extLst>
-                        <a:ext uri="{28A0092B-C50C-407E-A947-70E740481C1C}">
-                          <a14:useLocalDpi xmlns:a14="http://schemas.microsoft.com/office/drawing/2010/main" val="0"/>
-                        </a:ext>
-                      </a:extLst>
-                    </a:blip>
-                    <a:srcRect/>
-                    <a:stretch>
-                      <a:fillRect/>
-                    </a:stretch>
-                  </pic:blipFill>
-                  <pic:spPr bwMode="auto">
-                    <a:xfrm>
-                      <a:off x="0" y="0"/>
-                      <a:ext cx="3456391" cy="1944220"/>
-                    </a:xfrm>
-                    <a:prstGeom prst="rect">
-                      <a:avLst/>
-                    </a:prstGeom>
-                    <a:noFill/>
-                    <a:ln>
-                      <a:noFill/>
-                    </a:ln>
-                  </pic:spPr>
-                </pic:pic>
-              </a:graphicData>
-            </a:graphic>
-          </wp:inline>
-        </w:drawing>
-      </w:r>
-      <w:bookmarkEnd w:id="0"/>
+        <w:t xml:space="preserve">     </w:t>
+      </w:r>
     </w:p>
     <w:sectPr>
       <w:pgSz w:w="11906" w:h="16838"/>
